--- a/FINAL_YEAR_BLACKBOOK/23_Project_Documentation/roadmap/FEATURE_STATUS.docx
+++ b/FINAL_YEAR_BLACKBOOK/23_Project_Documentation/roadmap/FEATURE_STATUS.docx
@@ -3894,6 +3894,34 @@
       </w:tr>
     </w:tbl>
     <w:bookmarkEnd w:id="21"/>
+    <w:p>
+      <w:r>
+        <w:t>2026-10-19 - Camera rig commissioning: two cameras mounted diagonally on separate USB ports, autofocus off, LED lighting installed (USER-STATED, not yet measured by the software). Delivered 1080p50 and identical camera settings still to be verified; dataset capture in the real enclosure not started. See hardware/CAMERA_COMMISSIONING_CHECKLIST.docx.</w:t>
+      </w:r>
+    </w:p>
+    <w:p>
+      <w:pPr>
+        <w:pStyle w:val="Heading2"/>
+      </w:pPr>
+      <w:r>
+        <w:t>2026-10-23 - San_test ladder timing model and timing check</w:t>
+      </w:r>
+    </w:p>
+    <w:p>
+      <w:r>
+        <w:t>- PLC ladder in use: plc file/San_test/San_test.isp (settings plc_ladder = san_test). M1 starts Y0 at once for T0 (K3 = 0.3 s); T1 is the heartbeat-lost timer (K30 = 3 s). Status: software + simulator tested (ladder_sim S1-S17, FakeLadder san_test, machine_cycle timing asserts); NOT run on the physical machine.</w:t>
+      </w:r>
+    </w:p>
+    <w:p>
+      <w:r>
+        <w:t>- timing_check.bat / tools.timing_check: plan (no hardware), apply, watch (read-only PLC), stopwatch travel. See guides/TIMING_CHECK_GUIDE.docx.</w:t>
+      </w:r>
+    </w:p>
+    <w:p>
+      <w:r>
+        <w:t>- Open: ladder has no rung that acts on M3; software halts on M3 through estop_device M3 (needs --apply). Travel repeatability is unmeasured.</w:t>
+      </w:r>
+    </w:p>
     <w:sectPr>
       <w:footnotePr>
         <w:numRestart w:val="eachSect"/>
